--- a/test/session--package-of-documents/reference/14 subjects/Клопотання D7.docx
+++ b/test/session--package-of-documents/reference/14 subjects/Клопотання D7.docx
@@ -2308,7 +2308,7 @@
           <w:rFonts w:ascii="Times New Roman" w:hAnsi="Times New Roman"/>
           <w:sz w:val="28"/>
         </w:rPr>
-        <w:t>semester_number_3</w:t>
+        <w:t>першого</w:t>
       </w:r>
       <w:proofErr w:type="spellEnd"/>
       <w:proofErr w:type="spellStart"/>
